--- a/Arlan_Cabe_Rounds_1_2_Coaching_Workbook.docx
+++ b/Arlan_Cabe_Rounds_1_2_Coaching_Workbook.docx
@@ -382,35 +382,29 @@
             </w:pPr>
             <w:r>
               <w:rPr>
+                <w:b/>
                 <w:sz w:val="18"/>
               </w:rPr>
-              <w:t xml:space="preserve">Slav/Semi-Slav structure; develop cleanly and make the </w:t>
+              <w:t>1–0, completed.</w:t>
+            </w:r>
+            <w:r>
+              <w:rPr>
+                <w:sz w:val="18"/>
+              </w:rPr>
+              <w:t xml:space="preserve"> Slav Defense, Semi-Slav (</w:t>
             </w:r>
             <w:r>
               <w:rPr>
                 <w:rFonts w:ascii="Consolas" w:hAnsi="Consolas"/>
                 <w:sz w:val="18"/>
               </w:rPr>
-              <w:t>...c5</w:t>
+              <w:t>5.e3 a6</w:t>
             </w:r>
             <w:r>
               <w:rPr>
                 <w:sz w:val="18"/>
               </w:rPr>
-              <w:t xml:space="preserve"> or </w:t>
-            </w:r>
-            <w:r>
-              <w:rPr>
-                <w:rFonts w:ascii="Consolas" w:hAnsi="Consolas"/>
-                <w:sz w:val="18"/>
-              </w:rPr>
-              <w:t>...e5</w:t>
-            </w:r>
-            <w:r>
-              <w:rPr>
-                <w:sz w:val="18"/>
-              </w:rPr>
-              <w:t xml:space="preserve"> break</w:t>
+              <w:t>); 46 moves</w:t>
             </w:r>
           </w:p>
         </w:tc>
@@ -546,16 +540,29 @@
             </w:pPr>
             <w:r>
               <w:rPr>
-                <w:rFonts w:ascii="Consolas" w:hAnsi="Consolas"/>
+                <w:b/>
                 <w:sz w:val="18"/>
               </w:rPr>
-              <w:t>1.e4</w:t>
+              <w:t>0–1, completed.</w:t>
             </w:r>
             <w:r>
               <w:rPr>
                 <w:sz w:val="18"/>
               </w:rPr>
-              <w:t>; sidestep his preferred Nimzowitsch line and steer the French toward an IQP/endgame</w:t>
+              <w:t xml:space="preserve"> Pirc Defense, Quiet Center (</w:t>
+            </w:r>
+            <w:r>
+              <w:rPr>
+                <w:rFonts w:ascii="Consolas" w:hAnsi="Consolas"/>
+                <w:sz w:val="18"/>
+              </w:rPr>
+              <w:t>5.Nc3 O-O</w:t>
+            </w:r>
+            <w:r>
+              <w:rPr>
+                <w:sz w:val="18"/>
+              </w:rPr>
+              <w:t>); 69 moves</w:t>
             </w:r>
           </w:p>
         </w:tc>
